--- a/CW-Tran/COMP1844_Coursework_Report.docx
+++ b/CW-Tran/COMP1844_Coursework_Report.docx
@@ -317,7 +317,7 @@
         </w:rPr>
       </w:pPr>
       <w:bookmarkStart w:id="0" w:name="_Toc237451514"/>
-      <w:bookmarkStart w:id="1" w:name="_Toc237455205"/>
+      <w:bookmarkStart w:id="1" w:name="_Toc237455611"/>
       <w:r>
         <w:rPr>
           <w:rFonts w:ascii="Times New Roman" w:hAnsi="Times New Roman" w:cs="Times New Roman"/>
@@ -330,6 +330,12 @@
     </w:p>
     <w:sdt>
       <w:sdtPr>
+        <w:rPr>
+          <w:rFonts w:ascii="Calibri" w:eastAsia="Calibri" w:hAnsi="Calibri" w:cs="Calibri"/>
+          <w:color w:val="auto"/>
+          <w:sz w:val="22"/>
+          <w:szCs w:val="22"/>
+        </w:rPr>
         <w:id w:val="803357094"/>
         <w:docPartObj>
           <w:docPartGallery w:val="Table of Contents"/>
@@ -338,13 +344,9 @@
       </w:sdtPr>
       <w:sdtEndPr>
         <w:rPr>
-          <w:rFonts w:ascii="Calibri" w:eastAsia="Calibri" w:hAnsi="Calibri" w:cs="Calibri"/>
           <w:b/>
           <w:bCs/>
           <w:noProof/>
-          <w:color w:val="auto"/>
-          <w:sz w:val="22"/>
-          <w:szCs w:val="22"/>
         </w:rPr>
       </w:sdtEndPr>
       <w:sdtContent>
@@ -380,7 +382,7 @@
           <w:r>
             <w:fldChar w:fldCharType="separate"/>
           </w:r>
-          <w:hyperlink w:anchor="_Toc237455205" w:history="1">
+          <w:hyperlink w:anchor="_Toc237455611" w:history="1">
             <w:r>
               <w:rPr>
                 <w:rStyle w:val="Hyperlink"/>
@@ -408,7 +410,7 @@
                 <w:noProof/>
                 <w:webHidden/>
               </w:rPr>
-              <w:instrText xml:space="preserve"> PAGEREF _Toc237455205 \h </w:instrText>
+              <w:instrText xml:space="preserve"> PAGEREF _Toc237455611 \h </w:instrText>
             </w:r>
             <w:r>
               <w:rPr>
@@ -454,7 +456,7 @@
               <w14:ligatures w14:val="standardContextual"/>
             </w:rPr>
           </w:pPr>
-          <w:hyperlink w:anchor="_Toc237455206" w:history="1">
+          <w:hyperlink w:anchor="_Toc237455612" w:history="1">
             <w:r>
               <w:rPr>
                 <w:rStyle w:val="Hyperlink"/>
@@ -482,7 +484,7 @@
                 <w:noProof/>
                 <w:webHidden/>
               </w:rPr>
-              <w:instrText xml:space="preserve"> PAGEREF _Toc237455206 \h </w:instrText>
+              <w:instrText xml:space="preserve"> PAGEREF _Toc237455612 \h </w:instrText>
             </w:r>
             <w:r>
               <w:rPr>
@@ -528,7 +530,7 @@
               <w14:ligatures w14:val="standardContextual"/>
             </w:rPr>
           </w:pPr>
-          <w:hyperlink w:anchor="_Toc237455207" w:history="1">
+          <w:hyperlink w:anchor="_Toc237455613" w:history="1">
             <w:r>
               <w:rPr>
                 <w:rStyle w:val="Hyperlink"/>
@@ -556,7 +558,7 @@
                 <w:noProof/>
                 <w:webHidden/>
               </w:rPr>
-              <w:instrText xml:space="preserve"> PAGEREF _Toc237455207 \h </w:instrText>
+              <w:instrText xml:space="preserve"> PAGEREF _Toc237455613 \h </w:instrText>
             </w:r>
             <w:r>
               <w:rPr>
@@ -602,7 +604,7 @@
               <w14:ligatures w14:val="standardContextual"/>
             </w:rPr>
           </w:pPr>
-          <w:hyperlink w:anchor="_Toc237455208" w:history="1">
+          <w:hyperlink w:anchor="_Toc237455614" w:history="1">
             <w:r>
               <w:rPr>
                 <w:rStyle w:val="Hyperlink"/>
@@ -630,7 +632,7 @@
                 <w:noProof/>
                 <w:webHidden/>
               </w:rPr>
-              <w:instrText xml:space="preserve"> PAGEREF _Toc237455208 \h </w:instrText>
+              <w:instrText xml:space="preserve"> PAGEREF _Toc237455614 \h </w:instrText>
             </w:r>
             <w:r>
               <w:rPr>
@@ -676,7 +678,7 @@
               <w14:ligatures w14:val="standardContextual"/>
             </w:rPr>
           </w:pPr>
-          <w:hyperlink w:anchor="_Toc237455209" w:history="1">
+          <w:hyperlink w:anchor="_Toc237455615" w:history="1">
             <w:r>
               <w:rPr>
                 <w:rStyle w:val="Hyperlink"/>
@@ -704,7 +706,7 @@
                 <w:noProof/>
                 <w:webHidden/>
               </w:rPr>
-              <w:instrText xml:space="preserve"> PAGEREF _Toc237455209 \h </w:instrText>
+              <w:instrText xml:space="preserve"> PAGEREF _Toc237455615 \h </w:instrText>
             </w:r>
             <w:r>
               <w:rPr>
@@ -750,7 +752,7 @@
               <w14:ligatures w14:val="standardContextual"/>
             </w:rPr>
           </w:pPr>
-          <w:hyperlink w:anchor="_Toc237455210" w:history="1">
+          <w:hyperlink w:anchor="_Toc237455616" w:history="1">
             <w:r>
               <w:rPr>
                 <w:rStyle w:val="Hyperlink"/>
@@ -778,7 +780,7 @@
                 <w:noProof/>
                 <w:webHidden/>
               </w:rPr>
-              <w:instrText xml:space="preserve"> PAGEREF _Toc237455210 \h </w:instrText>
+              <w:instrText xml:space="preserve"> PAGEREF _Toc237455616 \h </w:instrText>
             </w:r>
             <w:r>
               <w:rPr>
@@ -824,7 +826,7 @@
               <w14:ligatures w14:val="standardContextual"/>
             </w:rPr>
           </w:pPr>
-          <w:hyperlink w:anchor="_Toc237455211" w:history="1">
+          <w:hyperlink w:anchor="_Toc237455617" w:history="1">
             <w:r>
               <w:rPr>
                 <w:rStyle w:val="Hyperlink"/>
@@ -852,7 +854,7 @@
                 <w:noProof/>
                 <w:webHidden/>
               </w:rPr>
-              <w:instrText xml:space="preserve"> PAGEREF _Toc237455211 \h </w:instrText>
+              <w:instrText xml:space="preserve"> PAGEREF _Toc237455617 \h </w:instrText>
             </w:r>
             <w:r>
               <w:rPr>
@@ -898,7 +900,7 @@
               <w14:ligatures w14:val="standardContextual"/>
             </w:rPr>
           </w:pPr>
-          <w:hyperlink w:anchor="_Toc237455212" w:history="1">
+          <w:hyperlink w:anchor="_Toc237455618" w:history="1">
             <w:r>
               <w:rPr>
                 <w:rStyle w:val="Hyperlink"/>
@@ -925,7 +927,7 @@
                 <w:noProof/>
                 <w:webHidden/>
               </w:rPr>
-              <w:instrText xml:space="preserve"> PAGEREF _Toc237455212 \h </w:instrText>
+              <w:instrText xml:space="preserve"> PAGEREF _Toc237455618 \h </w:instrText>
             </w:r>
             <w:r>
               <w:rPr>
@@ -971,7 +973,7 @@
               <w14:ligatures w14:val="standardContextual"/>
             </w:rPr>
           </w:pPr>
-          <w:hyperlink w:anchor="_Toc237455213" w:history="1">
+          <w:hyperlink w:anchor="_Toc237455619" w:history="1">
             <w:r>
               <w:rPr>
                 <w:rStyle w:val="Hyperlink"/>
@@ -999,7 +1001,7 @@
                 <w:noProof/>
                 <w:webHidden/>
               </w:rPr>
-              <w:instrText xml:space="preserve"> PAGEREF _Toc237455213 \h </w:instrText>
+              <w:instrText xml:space="preserve"> PAGEREF _Toc237455619 \h </w:instrText>
             </w:r>
             <w:r>
               <w:rPr>
@@ -1045,7 +1047,7 @@
               <w14:ligatures w14:val="standardContextual"/>
             </w:rPr>
           </w:pPr>
-          <w:hyperlink w:anchor="_Toc237455214" w:history="1">
+          <w:hyperlink w:anchor="_Toc237455620" w:history="1">
             <w:r>
               <w:rPr>
                 <w:rStyle w:val="Hyperlink"/>
@@ -1073,7 +1075,7 @@
                 <w:noProof/>
                 <w:webHidden/>
               </w:rPr>
-              <w:instrText xml:space="preserve"> PAGEREF _Toc237455214 \h </w:instrText>
+              <w:instrText xml:space="preserve"> PAGEREF _Toc237455620 \h </w:instrText>
             </w:r>
             <w:r>
               <w:rPr>
@@ -1119,7 +1121,7 @@
               <w14:ligatures w14:val="standardContextual"/>
             </w:rPr>
           </w:pPr>
-          <w:hyperlink w:anchor="_Toc237455215" w:history="1">
+          <w:hyperlink w:anchor="_Toc237455621" w:history="1">
             <w:r>
               <w:rPr>
                 <w:rStyle w:val="Hyperlink"/>
@@ -1147,7 +1149,7 @@
                 <w:noProof/>
                 <w:webHidden/>
               </w:rPr>
-              <w:instrText xml:space="preserve"> PAGEREF _Toc237455215 \h </w:instrText>
+              <w:instrText xml:space="preserve"> PAGEREF _Toc237455621 \h </w:instrText>
             </w:r>
             <w:r>
               <w:rPr>
@@ -1193,7 +1195,7 @@
               <w14:ligatures w14:val="standardContextual"/>
             </w:rPr>
           </w:pPr>
-          <w:hyperlink w:anchor="_Toc237455216" w:history="1">
+          <w:hyperlink w:anchor="_Toc237455622" w:history="1">
             <w:r>
               <w:rPr>
                 <w:rStyle w:val="Hyperlink"/>
@@ -1221,7 +1223,7 @@
                 <w:noProof/>
                 <w:webHidden/>
               </w:rPr>
-              <w:instrText xml:space="preserve"> PAGEREF _Toc237455216 \h </w:instrText>
+              <w:instrText xml:space="preserve"> PAGEREF _Toc237455622 \h </w:instrText>
             </w:r>
             <w:r>
               <w:rPr>
@@ -1267,7 +1269,7 @@
               <w14:ligatures w14:val="standardContextual"/>
             </w:rPr>
           </w:pPr>
-          <w:hyperlink w:anchor="_Toc237455217" w:history="1">
+          <w:hyperlink w:anchor="_Toc237455623" w:history="1">
             <w:r>
               <w:rPr>
                 <w:rStyle w:val="Hyperlink"/>
@@ -1295,7 +1297,7 @@
                 <w:noProof/>
                 <w:webHidden/>
               </w:rPr>
-              <w:instrText xml:space="preserve"> PAGEREF _Toc237455217 \h </w:instrText>
+              <w:instrText xml:space="preserve"> PAGEREF _Toc237455623 \h </w:instrText>
             </w:r>
             <w:r>
               <w:rPr>
@@ -1341,7 +1343,7 @@
               <w14:ligatures w14:val="standardContextual"/>
             </w:rPr>
           </w:pPr>
-          <w:hyperlink w:anchor="_Toc237455218" w:history="1">
+          <w:hyperlink w:anchor="_Toc237455624" w:history="1">
             <w:r>
               <w:rPr>
                 <w:rStyle w:val="Hyperlink"/>
@@ -1369,7 +1371,7 @@
                 <w:noProof/>
                 <w:webHidden/>
               </w:rPr>
-              <w:instrText xml:space="preserve"> PAGEREF _Toc237455218 \h </w:instrText>
+              <w:instrText xml:space="preserve"> PAGEREF _Toc237455624 \h </w:instrText>
             </w:r>
             <w:r>
               <w:rPr>
@@ -1415,7 +1417,7 @@
               <w14:ligatures w14:val="standardContextual"/>
             </w:rPr>
           </w:pPr>
-          <w:hyperlink w:anchor="_Toc237455219" w:history="1">
+          <w:hyperlink w:anchor="_Toc237455625" w:history="1">
             <w:r>
               <w:rPr>
                 <w:rStyle w:val="Hyperlink"/>
@@ -1443,7 +1445,7 @@
                 <w:noProof/>
                 <w:webHidden/>
               </w:rPr>
-              <w:instrText xml:space="preserve"> PAGEREF _Toc237455219 \h </w:instrText>
+              <w:instrText xml:space="preserve"> PAGEREF _Toc237455625 \h </w:instrText>
             </w:r>
             <w:r>
               <w:rPr>
@@ -1464,6 +1466,80 @@
                 <w:webHidden/>
               </w:rPr>
               <w:t>16</w:t>
+            </w:r>
+            <w:r>
+              <w:rPr>
+                <w:noProof/>
+                <w:webHidden/>
+              </w:rPr>
+              <w:fldChar w:fldCharType="end"/>
+            </w:r>
+          </w:hyperlink>
+        </w:p>
+        <w:p>
+          <w:pPr>
+            <w:pStyle w:val="TOC1"/>
+            <w:tabs>
+              <w:tab w:val="right" w:leader="dot" w:pos="9628"/>
+            </w:tabs>
+            <w:rPr>
+              <w:rFonts w:asciiTheme="minorHAnsi" w:eastAsiaTheme="minorEastAsia" w:hAnsiTheme="minorHAnsi" w:cstheme="minorBidi"/>
+              <w:noProof/>
+              <w:kern w:val="2"/>
+              <w:sz w:val="24"/>
+              <w:szCs w:val="24"/>
+              <w14:ligatures w14:val="standardContextual"/>
+            </w:rPr>
+          </w:pPr>
+          <w:hyperlink w:anchor="_Toc237455626" w:history="1">
+            <w:r>
+              <w:rPr>
+                <w:rStyle w:val="Hyperlink"/>
+                <w:rFonts w:ascii="Times New Roman" w:hAnsi="Times New Roman" w:cs="Times New Roman"/>
+                <w:noProof/>
+              </w:rPr>
+              <w:t>Declaration of AI Use </w:t>
+            </w:r>
+            <w:r>
+              <w:rPr>
+                <w:noProof/>
+                <w:webHidden/>
+              </w:rPr>
+              <w:tab/>
+            </w:r>
+            <w:r>
+              <w:rPr>
+                <w:noProof/>
+                <w:webHidden/>
+              </w:rPr>
+              <w:fldChar w:fldCharType="begin"/>
+            </w:r>
+            <w:r>
+              <w:rPr>
+                <w:noProof/>
+                <w:webHidden/>
+              </w:rPr>
+              <w:instrText xml:space="preserve"> PAGEREF _Toc237455626 \h </w:instrText>
+            </w:r>
+            <w:r>
+              <w:rPr>
+                <w:noProof/>
+                <w:webHidden/>
+              </w:rPr>
+            </w:r>
+            <w:r>
+              <w:rPr>
+                <w:noProof/>
+                <w:webHidden/>
+              </w:rPr>
+              <w:fldChar w:fldCharType="separate"/>
+            </w:r>
+            <w:r>
+              <w:rPr>
+                <w:noProof/>
+                <w:webHidden/>
+              </w:rPr>
+              <w:t>17</w:t>
             </w:r>
             <w:r>
               <w:rPr>
@@ -1515,7 +1591,7 @@
         </w:rPr>
       </w:pPr>
       <w:bookmarkStart w:id="2" w:name="_Toc237451515"/>
-      <w:bookmarkStart w:id="3" w:name="_Toc237455206"/>
+      <w:bookmarkStart w:id="3" w:name="_Toc237455612"/>
       <w:r>
         <w:rPr>
           <w:rFonts w:ascii="Times New Roman" w:hAnsi="Times New Roman" w:cs="Times New Roman"/>
@@ -1580,7 +1656,7 @@
         </w:rPr>
       </w:pPr>
       <w:bookmarkStart w:id="4" w:name="_Toc237451516"/>
-      <w:bookmarkStart w:id="5" w:name="_Toc237455207"/>
+      <w:bookmarkStart w:id="5" w:name="_Toc237455613"/>
       <w:r>
         <w:rPr>
           <w:rFonts w:ascii="Times New Roman" w:hAnsi="Times New Roman" w:cs="Times New Roman"/>
@@ -1599,7 +1675,7 @@
         </w:rPr>
       </w:pPr>
       <w:bookmarkStart w:id="6" w:name="_Toc237451517"/>
-      <w:bookmarkStart w:id="7" w:name="_Toc237455208"/>
+      <w:bookmarkStart w:id="7" w:name="_Toc237455614"/>
       <w:r>
         <w:rPr>
           <w:rFonts w:ascii="Times New Roman" w:hAnsi="Times New Roman" w:cs="Times New Roman"/>
@@ -1746,6 +1822,7 @@
       <w:r>
         <w:rPr>
           <w:rFonts w:ascii="Times New Roman" w:hAnsi="Times New Roman" w:cs="Times New Roman"/>
+          <w:noProof/>
         </w:rPr>
         <w:lastRenderedPageBreak/>
         <w:drawing>
@@ -1803,15 +1880,7 @@
           <w:b/>
           <w:bCs/>
         </w:rPr>
-        <w:t xml:space="preserve">Figure 1: </w:t>
-      </w:r>
-      <w:r>
-        <w:rPr>
-          <w:rFonts w:ascii="Times New Roman" w:hAnsi="Times New Roman" w:cs="Times New Roman"/>
-          <w:b/>
-          <w:bCs/>
-        </w:rPr>
-        <w:t>Distance measurement between stations for Task 1 using Google Maps.</w:t>
+        <w:t>Figure 1: Distance measurement between stations for Task 1 using Google Maps.</w:t>
       </w:r>
     </w:p>
     <w:p>
@@ -1823,7 +1892,7 @@
         </w:rPr>
       </w:pPr>
       <w:bookmarkStart w:id="8" w:name="_Toc237451518"/>
-      <w:bookmarkStart w:id="9" w:name="_Toc237455209"/>
+      <w:bookmarkStart w:id="9" w:name="_Toc237455615"/>
       <w:r>
         <w:rPr>
           <w:rFonts w:ascii="Times New Roman" w:hAnsi="Times New Roman" w:cs="Times New Roman"/>
@@ -2394,7 +2463,7 @@
         </w:rPr>
       </w:pPr>
       <w:bookmarkStart w:id="10" w:name="_Toc237451519"/>
-      <w:bookmarkStart w:id="11" w:name="_Toc237455210"/>
+      <w:bookmarkStart w:id="11" w:name="_Toc237455616"/>
       <w:r>
         <w:rPr>
           <w:rFonts w:ascii="Times New Roman" w:hAnsi="Times New Roman" w:cs="Times New Roman"/>
@@ -2409,6 +2478,9 @@
         <w:jc w:val="center"/>
       </w:pPr>
       <w:r>
+        <w:rPr>
+          <w:noProof/>
+        </w:rPr>
         <w:lastRenderedPageBreak/>
         <w:drawing>
           <wp:inline distT="0" distB="0" distL="0" distR="0" wp14:anchorId="5F7631BF" wp14:editId="545F5390">
@@ -2650,7 +2722,7 @@
         </w:rPr>
       </w:pPr>
       <w:bookmarkStart w:id="12" w:name="_Toc237451520"/>
-      <w:bookmarkStart w:id="13" w:name="_Toc237455211"/>
+      <w:bookmarkStart w:id="13" w:name="_Toc237455617"/>
       <w:r>
         <w:rPr>
           <w:rFonts w:ascii="Times New Roman" w:hAnsi="Times New Roman" w:cs="Times New Roman"/>
@@ -2680,7 +2752,7 @@
       <w:pPr>
         <w:pStyle w:val="Heading2"/>
       </w:pPr>
-      <w:bookmarkStart w:id="14" w:name="_Toc237455212"/>
+      <w:bookmarkStart w:id="14" w:name="_Toc237455618"/>
       <w:r>
         <w:t>3.1 Data Collection</w:t>
       </w:r>
@@ -2973,7 +3045,7 @@
         </w:rPr>
       </w:pPr>
       <w:bookmarkStart w:id="15" w:name="_Toc237451521"/>
-      <w:bookmarkStart w:id="16" w:name="_Toc237455213"/>
+      <w:bookmarkStart w:id="16" w:name="_Toc237455619"/>
       <w:r>
         <w:rPr>
           <w:rFonts w:ascii="Times New Roman" w:hAnsi="Times New Roman" w:cs="Times New Roman"/>
@@ -4171,7 +4243,7 @@
         </w:rPr>
       </w:pPr>
       <w:bookmarkStart w:id="17" w:name="_Toc237451522"/>
-      <w:bookmarkStart w:id="18" w:name="_Toc237455214"/>
+      <w:bookmarkStart w:id="18" w:name="_Toc237455620"/>
       <w:r>
         <w:rPr>
           <w:rFonts w:ascii="Times New Roman" w:hAnsi="Times New Roman" w:cs="Times New Roman"/>
@@ -4276,7 +4348,7 @@
         </w:rPr>
       </w:pPr>
       <w:bookmarkStart w:id="19" w:name="_Toc237451523"/>
-      <w:bookmarkStart w:id="20" w:name="_Toc237455215"/>
+      <w:bookmarkStart w:id="20" w:name="_Toc237455621"/>
       <w:r>
         <w:rPr>
           <w:rFonts w:ascii="Times New Roman" w:hAnsi="Times New Roman" w:cs="Times New Roman"/>
@@ -4311,7 +4383,7 @@
         </w:rPr>
       </w:pPr>
       <w:bookmarkStart w:id="21" w:name="_Toc237451524"/>
-      <w:bookmarkStart w:id="22" w:name="_Toc237455216"/>
+      <w:bookmarkStart w:id="22" w:name="_Toc237455622"/>
       <w:r>
         <w:rPr>
           <w:rFonts w:ascii="Times New Roman" w:hAnsi="Times New Roman" w:cs="Times New Roman"/>
@@ -4666,7 +4738,7 @@
         </w:rPr>
       </w:pPr>
       <w:bookmarkStart w:id="23" w:name="_Toc237451525"/>
-      <w:bookmarkStart w:id="24" w:name="_Toc237455217"/>
+      <w:bookmarkStart w:id="24" w:name="_Toc237455623"/>
       <w:r>
         <w:rPr>
           <w:rFonts w:ascii="Times New Roman" w:hAnsi="Times New Roman" w:cs="Times New Roman"/>
@@ -4713,12 +4785,6 @@
         <w:gridCol w:w="2500"/>
       </w:tblGrid>
       <w:tr>
-        <w:tblPrEx>
-          <w:tblCellMar>
-            <w:top w:w="0" w:type="dxa"/>
-            <w:bottom w:w="0" w:type="dxa"/>
-          </w:tblCellMar>
-        </w:tblPrEx>
         <w:trPr>
           <w:tblHeader/>
         </w:trPr>
@@ -4785,12 +4851,6 @@
         </w:tc>
       </w:tr>
       <w:tr>
-        <w:tblPrEx>
-          <w:tblCellMar>
-            <w:top w:w="0" w:type="dxa"/>
-            <w:bottom w:w="0" w:type="dxa"/>
-          </w:tblCellMar>
-        </w:tblPrEx>
         <w:tc>
           <w:tcPr>
             <w:tcW w:w="6500" w:type="dxa"/>
@@ -4848,12 +4908,6 @@
         </w:tc>
       </w:tr>
       <w:tr>
-        <w:tblPrEx>
-          <w:tblCellMar>
-            <w:top w:w="0" w:type="dxa"/>
-            <w:bottom w:w="0" w:type="dxa"/>
-          </w:tblCellMar>
-        </w:tblPrEx>
         <w:tc>
           <w:tcPr>
             <w:tcW w:w="6500" w:type="dxa"/>
@@ -4911,12 +4965,6 @@
         </w:tc>
       </w:tr>
       <w:tr>
-        <w:tblPrEx>
-          <w:tblCellMar>
-            <w:top w:w="0" w:type="dxa"/>
-            <w:bottom w:w="0" w:type="dxa"/>
-          </w:tblCellMar>
-        </w:tblPrEx>
         <w:tc>
           <w:tcPr>
             <w:tcW w:w="6500" w:type="dxa"/>
@@ -5021,12 +5069,6 @@
         <w:gridCol w:w="1800"/>
       </w:tblGrid>
       <w:tr>
-        <w:tblPrEx>
-          <w:tblCellMar>
-            <w:top w:w="0" w:type="dxa"/>
-            <w:bottom w:w="0" w:type="dxa"/>
-          </w:tblCellMar>
-        </w:tblPrEx>
         <w:trPr>
           <w:tblHeader/>
         </w:trPr>
@@ -5153,12 +5195,6 @@
         </w:tc>
       </w:tr>
       <w:tr>
-        <w:tblPrEx>
-          <w:tblCellMar>
-            <w:top w:w="0" w:type="dxa"/>
-            <w:bottom w:w="0" w:type="dxa"/>
-          </w:tblCellMar>
-        </w:tblPrEx>
         <w:tc>
           <w:tcPr>
             <w:tcW w:w="2600" w:type="dxa"/>
@@ -5270,12 +5306,6 @@
         </w:tc>
       </w:tr>
       <w:tr>
-        <w:tblPrEx>
-          <w:tblCellMar>
-            <w:top w:w="0" w:type="dxa"/>
-            <w:bottom w:w="0" w:type="dxa"/>
-          </w:tblCellMar>
-        </w:tblPrEx>
         <w:tc>
           <w:tcPr>
             <w:tcW w:w="2600" w:type="dxa"/>
@@ -5387,12 +5417,6 @@
         </w:tc>
       </w:tr>
       <w:tr>
-        <w:tblPrEx>
-          <w:tblCellMar>
-            <w:top w:w="0" w:type="dxa"/>
-            <w:bottom w:w="0" w:type="dxa"/>
-          </w:tblCellMar>
-        </w:tblPrEx>
         <w:tc>
           <w:tcPr>
             <w:tcW w:w="2600" w:type="dxa"/>
@@ -5504,12 +5528,6 @@
         </w:tc>
       </w:tr>
       <w:tr>
-        <w:tblPrEx>
-          <w:tblCellMar>
-            <w:top w:w="0" w:type="dxa"/>
-            <w:bottom w:w="0" w:type="dxa"/>
-          </w:tblCellMar>
-        </w:tblPrEx>
         <w:tc>
           <w:tcPr>
             <w:tcW w:w="2600" w:type="dxa"/>
@@ -5621,12 +5639,6 @@
         </w:tc>
       </w:tr>
       <w:tr>
-        <w:tblPrEx>
-          <w:tblCellMar>
-            <w:top w:w="0" w:type="dxa"/>
-            <w:bottom w:w="0" w:type="dxa"/>
-          </w:tblCellMar>
-        </w:tblPrEx>
         <w:tc>
           <w:tcPr>
             <w:tcW w:w="2600" w:type="dxa"/>
@@ -5738,12 +5750,6 @@
         </w:tc>
       </w:tr>
       <w:tr>
-        <w:tblPrEx>
-          <w:tblCellMar>
-            <w:top w:w="0" w:type="dxa"/>
-            <w:bottom w:w="0" w:type="dxa"/>
-          </w:tblCellMar>
-        </w:tblPrEx>
         <w:tc>
           <w:tcPr>
             <w:tcW w:w="2600" w:type="dxa"/>
@@ -5855,12 +5861,6 @@
         </w:tc>
       </w:tr>
       <w:tr>
-        <w:tblPrEx>
-          <w:tblCellMar>
-            <w:top w:w="0" w:type="dxa"/>
-            <w:bottom w:w="0" w:type="dxa"/>
-          </w:tblCellMar>
-        </w:tblPrEx>
         <w:tc>
           <w:tcPr>
             <w:tcW w:w="2600" w:type="dxa"/>
@@ -5972,12 +5972,6 @@
         </w:tc>
       </w:tr>
       <w:tr>
-        <w:tblPrEx>
-          <w:tblCellMar>
-            <w:top w:w="0" w:type="dxa"/>
-            <w:bottom w:w="0" w:type="dxa"/>
-          </w:tblCellMar>
-        </w:tblPrEx>
         <w:tc>
           <w:tcPr>
             <w:tcW w:w="2600" w:type="dxa"/>
@@ -6089,12 +6083,6 @@
         </w:tc>
       </w:tr>
       <w:tr>
-        <w:tblPrEx>
-          <w:tblCellMar>
-            <w:top w:w="0" w:type="dxa"/>
-            <w:bottom w:w="0" w:type="dxa"/>
-          </w:tblCellMar>
-        </w:tblPrEx>
         <w:tc>
           <w:tcPr>
             <w:tcW w:w="2600" w:type="dxa"/>
@@ -6206,12 +6194,6 @@
         </w:tc>
       </w:tr>
       <w:tr>
-        <w:tblPrEx>
-          <w:tblCellMar>
-            <w:top w:w="0" w:type="dxa"/>
-            <w:bottom w:w="0" w:type="dxa"/>
-          </w:tblCellMar>
-        </w:tblPrEx>
         <w:tc>
           <w:tcPr>
             <w:tcW w:w="2600" w:type="dxa"/>
@@ -6323,12 +6305,6 @@
         </w:tc>
       </w:tr>
       <w:tr>
-        <w:tblPrEx>
-          <w:tblCellMar>
-            <w:top w:w="0" w:type="dxa"/>
-            <w:bottom w:w="0" w:type="dxa"/>
-          </w:tblCellMar>
-        </w:tblPrEx>
         <w:tc>
           <w:tcPr>
             <w:tcW w:w="2600" w:type="dxa"/>
@@ -6440,12 +6416,6 @@
         </w:tc>
       </w:tr>
       <w:tr>
-        <w:tblPrEx>
-          <w:tblCellMar>
-            <w:top w:w="0" w:type="dxa"/>
-            <w:bottom w:w="0" w:type="dxa"/>
-          </w:tblCellMar>
-        </w:tblPrEx>
         <w:tc>
           <w:tcPr>
             <w:tcW w:w="2600" w:type="dxa"/>
@@ -6557,12 +6527,6 @@
         </w:tc>
       </w:tr>
       <w:tr>
-        <w:tblPrEx>
-          <w:tblCellMar>
-            <w:top w:w="0" w:type="dxa"/>
-            <w:bottom w:w="0" w:type="dxa"/>
-          </w:tblCellMar>
-        </w:tblPrEx>
         <w:tc>
           <w:tcPr>
             <w:tcW w:w="2600" w:type="dxa"/>
@@ -6675,12 +6639,6 @@
         </w:tc>
       </w:tr>
       <w:tr>
-        <w:tblPrEx>
-          <w:tblCellMar>
-            <w:top w:w="0" w:type="dxa"/>
-            <w:bottom w:w="0" w:type="dxa"/>
-          </w:tblCellMar>
-        </w:tblPrEx>
         <w:tc>
           <w:tcPr>
             <w:tcW w:w="2600" w:type="dxa"/>
@@ -6792,12 +6750,6 @@
         </w:tc>
       </w:tr>
       <w:tr>
-        <w:tblPrEx>
-          <w:tblCellMar>
-            <w:top w:w="0" w:type="dxa"/>
-            <w:bottom w:w="0" w:type="dxa"/>
-          </w:tblCellMar>
-        </w:tblPrEx>
         <w:tc>
           <w:tcPr>
             <w:tcW w:w="2600" w:type="dxa"/>
@@ -6909,12 +6861,6 @@
         </w:tc>
       </w:tr>
       <w:tr>
-        <w:tblPrEx>
-          <w:tblCellMar>
-            <w:top w:w="0" w:type="dxa"/>
-            <w:bottom w:w="0" w:type="dxa"/>
-          </w:tblCellMar>
-        </w:tblPrEx>
         <w:tc>
           <w:tcPr>
             <w:tcW w:w="2600" w:type="dxa"/>
@@ -7026,12 +6972,6 @@
         </w:tc>
       </w:tr>
       <w:tr>
-        <w:tblPrEx>
-          <w:tblCellMar>
-            <w:top w:w="0" w:type="dxa"/>
-            <w:bottom w:w="0" w:type="dxa"/>
-          </w:tblCellMar>
-        </w:tblPrEx>
         <w:tc>
           <w:tcPr>
             <w:tcW w:w="2600" w:type="dxa"/>
@@ -7143,12 +7083,6 @@
         </w:tc>
       </w:tr>
       <w:tr>
-        <w:tblPrEx>
-          <w:tblCellMar>
-            <w:top w:w="0" w:type="dxa"/>
-            <w:bottom w:w="0" w:type="dxa"/>
-          </w:tblCellMar>
-        </w:tblPrEx>
         <w:tc>
           <w:tcPr>
             <w:tcW w:w="2600" w:type="dxa"/>
@@ -7260,12 +7194,6 @@
         </w:tc>
       </w:tr>
       <w:tr>
-        <w:tblPrEx>
-          <w:tblCellMar>
-            <w:top w:w="0" w:type="dxa"/>
-            <w:bottom w:w="0" w:type="dxa"/>
-          </w:tblCellMar>
-        </w:tblPrEx>
         <w:tc>
           <w:tcPr>
             <w:tcW w:w="2600" w:type="dxa"/>
@@ -7377,12 +7305,6 @@
         </w:tc>
       </w:tr>
       <w:tr>
-        <w:tblPrEx>
-          <w:tblCellMar>
-            <w:top w:w="0" w:type="dxa"/>
-            <w:bottom w:w="0" w:type="dxa"/>
-          </w:tblCellMar>
-        </w:tblPrEx>
         <w:tc>
           <w:tcPr>
             <w:tcW w:w="2600" w:type="dxa"/>
@@ -7494,12 +7416,6 @@
         </w:tc>
       </w:tr>
       <w:tr>
-        <w:tblPrEx>
-          <w:tblCellMar>
-            <w:top w:w="0" w:type="dxa"/>
-            <w:bottom w:w="0" w:type="dxa"/>
-          </w:tblCellMar>
-        </w:tblPrEx>
         <w:tc>
           <w:tcPr>
             <w:tcW w:w="2600" w:type="dxa"/>
@@ -7611,12 +7527,6 @@
         </w:tc>
       </w:tr>
       <w:tr>
-        <w:tblPrEx>
-          <w:tblCellMar>
-            <w:top w:w="0" w:type="dxa"/>
-            <w:bottom w:w="0" w:type="dxa"/>
-          </w:tblCellMar>
-        </w:tblPrEx>
         <w:tc>
           <w:tcPr>
             <w:tcW w:w="2600" w:type="dxa"/>
@@ -7728,12 +7638,6 @@
         </w:tc>
       </w:tr>
       <w:tr>
-        <w:tblPrEx>
-          <w:tblCellMar>
-            <w:top w:w="0" w:type="dxa"/>
-            <w:bottom w:w="0" w:type="dxa"/>
-          </w:tblCellMar>
-        </w:tblPrEx>
         <w:tc>
           <w:tcPr>
             <w:tcW w:w="2600" w:type="dxa"/>
@@ -7845,12 +7749,6 @@
         </w:tc>
       </w:tr>
       <w:tr>
-        <w:tblPrEx>
-          <w:tblCellMar>
-            <w:top w:w="0" w:type="dxa"/>
-            <w:bottom w:w="0" w:type="dxa"/>
-          </w:tblCellMar>
-        </w:tblPrEx>
         <w:tc>
           <w:tcPr>
             <w:tcW w:w="2600" w:type="dxa"/>
@@ -7962,12 +7860,6 @@
         </w:tc>
       </w:tr>
       <w:tr>
-        <w:tblPrEx>
-          <w:tblCellMar>
-            <w:top w:w="0" w:type="dxa"/>
-            <w:bottom w:w="0" w:type="dxa"/>
-          </w:tblCellMar>
-        </w:tblPrEx>
         <w:tc>
           <w:tcPr>
             <w:tcW w:w="2600" w:type="dxa"/>
@@ -8079,12 +7971,6 @@
         </w:tc>
       </w:tr>
       <w:tr>
-        <w:tblPrEx>
-          <w:tblCellMar>
-            <w:top w:w="0" w:type="dxa"/>
-            <w:bottom w:w="0" w:type="dxa"/>
-          </w:tblCellMar>
-        </w:tblPrEx>
         <w:tc>
           <w:tcPr>
             <w:tcW w:w="2600" w:type="dxa"/>
@@ -8196,12 +8082,6 @@
         </w:tc>
       </w:tr>
       <w:tr>
-        <w:tblPrEx>
-          <w:tblCellMar>
-            <w:top w:w="0" w:type="dxa"/>
-            <w:bottom w:w="0" w:type="dxa"/>
-          </w:tblCellMar>
-        </w:tblPrEx>
         <w:tc>
           <w:tcPr>
             <w:tcW w:w="2600" w:type="dxa"/>
@@ -8313,12 +8193,6 @@
         </w:tc>
       </w:tr>
       <w:tr>
-        <w:tblPrEx>
-          <w:tblCellMar>
-            <w:top w:w="0" w:type="dxa"/>
-            <w:bottom w:w="0" w:type="dxa"/>
-          </w:tblCellMar>
-        </w:tblPrEx>
         <w:tc>
           <w:tcPr>
             <w:tcW w:w="2600" w:type="dxa"/>
@@ -8430,12 +8304,6 @@
         </w:tc>
       </w:tr>
       <w:tr>
-        <w:tblPrEx>
-          <w:tblCellMar>
-            <w:top w:w="0" w:type="dxa"/>
-            <w:bottom w:w="0" w:type="dxa"/>
-          </w:tblCellMar>
-        </w:tblPrEx>
         <w:tc>
           <w:tcPr>
             <w:tcW w:w="2600" w:type="dxa"/>
@@ -8547,12 +8415,6 @@
         </w:tc>
       </w:tr>
       <w:tr>
-        <w:tblPrEx>
-          <w:tblCellMar>
-            <w:top w:w="0" w:type="dxa"/>
-            <w:bottom w:w="0" w:type="dxa"/>
-          </w:tblCellMar>
-        </w:tblPrEx>
         <w:tc>
           <w:tcPr>
             <w:tcW w:w="2600" w:type="dxa"/>
@@ -8681,7 +8543,7 @@
         </w:rPr>
       </w:pPr>
       <w:bookmarkStart w:id="25" w:name="_Toc237451526"/>
-      <w:bookmarkStart w:id="26" w:name="_Toc237455218"/>
+      <w:bookmarkStart w:id="26" w:name="_Toc237455624"/>
       <w:r>
         <w:rPr>
           <w:rFonts w:ascii="Times New Roman" w:hAnsi="Times New Roman" w:cs="Times New Roman"/>
@@ -9045,7 +8907,7 @@
         </w:rPr>
       </w:pPr>
       <w:bookmarkStart w:id="27" w:name="_Toc237451527"/>
-      <w:bookmarkStart w:id="28" w:name="_Toc237455219"/>
+      <w:bookmarkStart w:id="28" w:name="_Toc237455625"/>
       <w:r>
         <w:rPr>
           <w:rFonts w:ascii="Times New Roman" w:hAnsi="Times New Roman" w:cs="Times New Roman"/>
@@ -9057,20 +8919,313 @@
     </w:p>
     <w:p>
       <w:pPr>
-        <w:spacing w:after="160" w:line="300" w:lineRule="auto"/>
+        <w:spacing w:after="200"/>
+        <w:rPr>
+          <w:rFonts w:ascii="Times New Roman" w:hAnsi="Times New Roman" w:cs="Times New Roman"/>
+        </w:rPr>
+      </w:pPr>
+      <w:r>
+        <w:rPr>
+          <w:rFonts w:ascii="Times New Roman" w:hAnsi="Times New Roman" w:cs="Times New Roman"/>
+        </w:rPr>
+        <w:lastRenderedPageBreak/>
+        <w:t xml:space="preserve">Link Code: </w:t>
+      </w:r>
+      <w:hyperlink r:id="rId20" w:history="1">
+        <w:r>
+          <w:rPr>
+            <w:rStyle w:val="Hyperlink"/>
+            <w:rFonts w:ascii="Times New Roman" w:hAnsi="Times New Roman" w:cs="Times New Roman"/>
+          </w:rPr>
+          <w:t>https://github.com/NMTrisk/COMP1844</w:t>
+        </w:r>
+      </w:hyperlink>
+    </w:p>
+    <w:p>
+      <w:pPr>
+        <w:spacing w:after="200"/>
+        <w:rPr>
+          <w:rFonts w:ascii="Times New Roman" w:hAnsi="Times New Roman" w:cs="Times New Roman"/>
+        </w:rPr>
+      </w:pPr>
+    </w:p>
+    <w:p>
+      <w:pPr>
+        <w:pStyle w:val="Heading1"/>
         <w:jc w:val="both"/>
         <w:rPr>
           <w:rFonts w:ascii="Times New Roman" w:hAnsi="Times New Roman" w:cs="Times New Roman"/>
-        </w:rPr>
-      </w:pPr>
-      <w:r>
-        <w:rPr>
-          <w:rFonts w:ascii="Times New Roman" w:hAnsi="Times New Roman" w:cs="Times New Roman"/>
-        </w:rPr>
-        <w:lastRenderedPageBreak/>
-        <w:t>The complete Jupyter notebook containing all source code, cell outputs and this coursework is available at the following GitHub repository:</w:t>
-      </w:r>
-    </w:p>
+          <w:sz w:val="24"/>
+          <w:szCs w:val="24"/>
+        </w:rPr>
+      </w:pPr>
+      <w:bookmarkStart w:id="29" w:name="_Toc236595883"/>
+      <w:bookmarkStart w:id="30" w:name="_Toc237455626"/>
+      <w:r>
+        <w:rPr>
+          <w:rStyle w:val="normaltextrun"/>
+          <w:rFonts w:ascii="Times New Roman" w:hAnsi="Times New Roman" w:cs="Times New Roman"/>
+          <w:sz w:val="24"/>
+          <w:szCs w:val="24"/>
+        </w:rPr>
+        <w:t>Declaration of AI Use </w:t>
+      </w:r>
+      <w:bookmarkEnd w:id="29"/>
+      <w:bookmarkEnd w:id="30"/>
+    </w:p>
+    <w:p>
+      <w:pPr>
+        <w:pStyle w:val="paragraph"/>
+        <w:spacing w:before="0" w:beforeAutospacing="0" w:after="0" w:afterAutospacing="0"/>
+        <w:jc w:val="both"/>
+        <w:textAlignment w:val="baseline"/>
+        <w:rPr>
+          <w:rStyle w:val="eop"/>
+          <w:rFonts w:eastAsiaTheme="majorEastAsia"/>
+        </w:rPr>
+      </w:pPr>
+      <w:r>
+        <w:rPr>
+          <w:rStyle w:val="normaltextrun"/>
+          <w:rFonts w:eastAsiaTheme="majorEastAsia"/>
+        </w:rPr>
+        <w:t>Please append this page to the end of your assignment when you have used AI during the process of undertaking the assignment to acknowledge the ways in which you have used it. </w:t>
+      </w:r>
+    </w:p>
+    <w:p>
+      <w:pPr>
+        <w:pStyle w:val="paragraph"/>
+        <w:spacing w:before="0" w:beforeAutospacing="0" w:after="0" w:afterAutospacing="0"/>
+        <w:jc w:val="both"/>
+        <w:textAlignment w:val="baseline"/>
+      </w:pPr>
+    </w:p>
+    <w:p>
+      <w:pPr>
+        <w:pStyle w:val="paragraph"/>
+        <w:spacing w:before="0" w:beforeAutospacing="0" w:after="0" w:afterAutospacing="0"/>
+        <w:jc w:val="both"/>
+        <w:textAlignment w:val="baseline"/>
+      </w:pPr>
+      <w:r>
+        <w:rPr>
+          <w:rStyle w:val="normaltextrun"/>
+          <w:rFonts w:eastAsiaTheme="majorEastAsia"/>
+        </w:rPr>
+        <w:t>I have used AI while undertaking my assignment in the following ways: </w:t>
+      </w:r>
+      <w:r>
+        <w:rPr>
+          <w:rStyle w:val="eop"/>
+          <w:rFonts w:eastAsiaTheme="majorEastAsia"/>
+        </w:rPr>
+        <w:t> </w:t>
+      </w:r>
+    </w:p>
+    <w:p>
+      <w:pPr>
+        <w:pStyle w:val="paragraph"/>
+        <w:numPr>
+          <w:ilvl w:val="0"/>
+          <w:numId w:val="2"/>
+        </w:numPr>
+        <w:spacing w:before="0" w:beforeAutospacing="0" w:after="0" w:afterAutospacing="0"/>
+        <w:ind w:left="1800" w:firstLine="360"/>
+        <w:jc w:val="both"/>
+        <w:textAlignment w:val="baseline"/>
+      </w:pPr>
+      <w:r>
+        <w:rPr>
+          <w:rStyle w:val="normaltextrun"/>
+          <w:rFonts w:eastAsiaTheme="majorEastAsia"/>
+        </w:rPr>
+        <w:t>To develop research questions on the topic – YES</w:t>
+      </w:r>
+      <w:r>
+        <w:rPr>
+          <w:rStyle w:val="eop"/>
+          <w:rFonts w:eastAsiaTheme="majorEastAsia"/>
+        </w:rPr>
+        <w:t> </w:t>
+      </w:r>
+    </w:p>
+    <w:p>
+      <w:pPr>
+        <w:pStyle w:val="paragraph"/>
+        <w:numPr>
+          <w:ilvl w:val="0"/>
+          <w:numId w:val="2"/>
+        </w:numPr>
+        <w:spacing w:before="0" w:beforeAutospacing="0" w:after="0" w:afterAutospacing="0"/>
+        <w:ind w:left="1800" w:firstLine="360"/>
+        <w:jc w:val="both"/>
+        <w:textAlignment w:val="baseline"/>
+      </w:pPr>
+      <w:r>
+        <w:rPr>
+          <w:rStyle w:val="normaltextrun"/>
+          <w:rFonts w:eastAsiaTheme="majorEastAsia"/>
+        </w:rPr>
+        <w:t>To create an outline of the topic – NO </w:t>
+      </w:r>
+      <w:r>
+        <w:rPr>
+          <w:rStyle w:val="eop"/>
+          <w:rFonts w:eastAsiaTheme="majorEastAsia"/>
+        </w:rPr>
+        <w:t> </w:t>
+      </w:r>
+    </w:p>
+    <w:p>
+      <w:pPr>
+        <w:pStyle w:val="paragraph"/>
+        <w:numPr>
+          <w:ilvl w:val="0"/>
+          <w:numId w:val="2"/>
+        </w:numPr>
+        <w:spacing w:before="0" w:beforeAutospacing="0" w:after="0" w:afterAutospacing="0"/>
+        <w:ind w:left="1800" w:firstLine="360"/>
+        <w:jc w:val="both"/>
+        <w:textAlignment w:val="baseline"/>
+      </w:pPr>
+      <w:r>
+        <w:rPr>
+          <w:rStyle w:val="normaltextrun"/>
+          <w:rFonts w:eastAsiaTheme="majorEastAsia"/>
+        </w:rPr>
+        <w:t>To explain concepts – YES</w:t>
+      </w:r>
+      <w:r>
+        <w:rPr>
+          <w:rStyle w:val="eop"/>
+          <w:rFonts w:eastAsiaTheme="majorEastAsia"/>
+        </w:rPr>
+        <w:t> </w:t>
+      </w:r>
+    </w:p>
+    <w:p>
+      <w:pPr>
+        <w:pStyle w:val="paragraph"/>
+        <w:numPr>
+          <w:ilvl w:val="0"/>
+          <w:numId w:val="2"/>
+        </w:numPr>
+        <w:spacing w:before="0" w:beforeAutospacing="0" w:after="0" w:afterAutospacing="0"/>
+        <w:ind w:left="1800" w:firstLine="360"/>
+        <w:jc w:val="both"/>
+        <w:textAlignment w:val="baseline"/>
+      </w:pPr>
+      <w:r>
+        <w:rPr>
+          <w:rStyle w:val="normaltextrun"/>
+          <w:rFonts w:eastAsiaTheme="majorEastAsia"/>
+        </w:rPr>
+        <w:t>To support my use of language – YES</w:t>
+      </w:r>
+      <w:r>
+        <w:rPr>
+          <w:rStyle w:val="eop"/>
+          <w:rFonts w:eastAsiaTheme="majorEastAsia"/>
+        </w:rPr>
+        <w:t> </w:t>
+      </w:r>
+    </w:p>
+    <w:p>
+      <w:pPr>
+        <w:pStyle w:val="paragraph"/>
+        <w:numPr>
+          <w:ilvl w:val="0"/>
+          <w:numId w:val="3"/>
+        </w:numPr>
+        <w:spacing w:before="0" w:beforeAutospacing="0" w:after="0" w:afterAutospacing="0"/>
+        <w:ind w:left="1800" w:firstLine="360"/>
+        <w:jc w:val="both"/>
+        <w:textAlignment w:val="baseline"/>
+        <w:rPr>
+          <w:rStyle w:val="eop"/>
+        </w:rPr>
+      </w:pPr>
+      <w:r>
+        <w:rPr>
+          <w:rStyle w:val="normaltextrun"/>
+          <w:rFonts w:eastAsiaTheme="majorEastAsia"/>
+        </w:rPr>
+        <w:t>In other ways, as described below: </w:t>
+      </w:r>
+      <w:r>
+        <w:rPr>
+          <w:rStyle w:val="eop"/>
+          <w:rFonts w:eastAsiaTheme="majorEastAsia"/>
+        </w:rPr>
+        <w:t> </w:t>
+      </w:r>
+    </w:p>
+    <w:p>
+      <w:pPr>
+        <w:pStyle w:val="paragraph"/>
+        <w:spacing w:before="0" w:beforeAutospacing="0" w:after="0" w:afterAutospacing="0"/>
+        <w:ind w:left="2160"/>
+        <w:jc w:val="both"/>
+        <w:textAlignment w:val="baseline"/>
+        <w:rPr>
+          <w:rFonts w:eastAsiaTheme="majorEastAsia"/>
+          <w:lang w:val="en-US"/>
+        </w:rPr>
+      </w:pPr>
+      <w:r>
+        <w:rPr>
+          <w:rStyle w:val="eop"/>
+          <w:rFonts w:eastAsiaTheme="majorEastAsia"/>
+        </w:rPr>
+        <w:t xml:space="preserve">1. </w:t>
+      </w:r>
+      <w:r>
+        <w:rPr>
+          <w:rFonts w:eastAsiaTheme="majorEastAsia"/>
+          <w:lang w:val="en-US"/>
+        </w:rPr>
+        <w:t>S</w:t>
+      </w:r>
+      <w:r>
+        <w:rPr>
+          <w:rFonts w:eastAsiaTheme="majorEastAsia"/>
+          <w:lang w:val="en-US"/>
+        </w:rPr>
+        <w:t>upporting the design of the UK national rail network system</w:t>
+      </w:r>
+      <w:r>
+        <w:rPr>
+          <w:rFonts w:eastAsiaTheme="majorEastAsia"/>
+          <w:lang w:val="en-US"/>
+        </w:rPr>
+        <w:t xml:space="preserve"> in Code</w:t>
+      </w:r>
+    </w:p>
+    <w:p>
+      <w:pPr>
+        <w:pStyle w:val="paragraph"/>
+        <w:spacing w:before="0" w:beforeAutospacing="0" w:after="0" w:afterAutospacing="0"/>
+        <w:ind w:left="2160"/>
+        <w:jc w:val="both"/>
+        <w:textAlignment w:val="baseline"/>
+      </w:pPr>
+      <w:r>
+        <w:t xml:space="preserve">2. </w:t>
+      </w:r>
+      <w:r>
+        <w:rPr>
+          <w:lang w:val="en-US"/>
+        </w:rPr>
+        <w:t>Support to fix code errors when encountering problems that do not run</w:t>
+      </w:r>
+      <w:r>
+        <w:rPr>
+          <w:lang w:val="en-US"/>
+        </w:rPr>
+        <w:t>.</w:t>
+      </w:r>
+    </w:p>
+    <w:p/>
     <w:p>
       <w:pPr>
         <w:spacing w:after="200"/>
@@ -9079,8 +9234,9 @@
         </w:rPr>
       </w:pPr>
     </w:p>
+    <w:p/>
     <w:sectPr>
-      <w:footerReference w:type="default" r:id="rId20"/>
+      <w:footerReference w:type="default" r:id="rId21"/>
       <w:pgSz w:w="11906" w:h="16838"/>
       <w:pgMar w:top="1134" w:right="1134" w:bottom="1134" w:left="1134" w:header="708" w:footer="708" w:gutter="0"/>
       <w:cols w:space="720"/>
@@ -9244,11 +9400,315 @@
       </w:pPr>
     </w:lvl>
   </w:abstractNum>
+  <w:abstractNum w:abstractNumId="1" w15:restartNumberingAfterBreak="0">
+    <w:nsid w:val="345F6B38"/>
+    <w:multiLevelType w:val="multilevel"/>
+    <w:tmpl w:val="0AD01424"/>
+    <w:lvl w:ilvl="0">
+      <w:start w:val="1"/>
+      <w:numFmt w:val="bullet"/>
+      <w:lvlText w:val=""/>
+      <w:lvlJc w:val="left"/>
+      <w:pPr>
+        <w:tabs>
+          <w:tab w:val="num" w:pos="720"/>
+        </w:tabs>
+        <w:ind w:left="720" w:hanging="360"/>
+      </w:pPr>
+      <w:rPr>
+        <w:rFonts w:ascii="Symbol" w:hAnsi="Symbol" w:hint="default"/>
+        <w:sz w:val="20"/>
+      </w:rPr>
+    </w:lvl>
+    <w:lvl w:ilvl="1" w:tentative="1">
+      <w:start w:val="1"/>
+      <w:numFmt w:val="bullet"/>
+      <w:lvlText w:val=""/>
+      <w:lvlJc w:val="left"/>
+      <w:pPr>
+        <w:tabs>
+          <w:tab w:val="num" w:pos="1440"/>
+        </w:tabs>
+        <w:ind w:left="1440" w:hanging="360"/>
+      </w:pPr>
+      <w:rPr>
+        <w:rFonts w:ascii="Symbol" w:hAnsi="Symbol" w:hint="default"/>
+        <w:sz w:val="20"/>
+      </w:rPr>
+    </w:lvl>
+    <w:lvl w:ilvl="2" w:tentative="1">
+      <w:start w:val="1"/>
+      <w:numFmt w:val="bullet"/>
+      <w:lvlText w:val=""/>
+      <w:lvlJc w:val="left"/>
+      <w:pPr>
+        <w:tabs>
+          <w:tab w:val="num" w:pos="2160"/>
+        </w:tabs>
+        <w:ind w:left="2160" w:hanging="360"/>
+      </w:pPr>
+      <w:rPr>
+        <w:rFonts w:ascii="Symbol" w:hAnsi="Symbol" w:hint="default"/>
+        <w:sz w:val="20"/>
+      </w:rPr>
+    </w:lvl>
+    <w:lvl w:ilvl="3" w:tentative="1">
+      <w:start w:val="1"/>
+      <w:numFmt w:val="bullet"/>
+      <w:lvlText w:val=""/>
+      <w:lvlJc w:val="left"/>
+      <w:pPr>
+        <w:tabs>
+          <w:tab w:val="num" w:pos="2880"/>
+        </w:tabs>
+        <w:ind w:left="2880" w:hanging="360"/>
+      </w:pPr>
+      <w:rPr>
+        <w:rFonts w:ascii="Symbol" w:hAnsi="Symbol" w:hint="default"/>
+        <w:sz w:val="20"/>
+      </w:rPr>
+    </w:lvl>
+    <w:lvl w:ilvl="4" w:tentative="1">
+      <w:start w:val="1"/>
+      <w:numFmt w:val="bullet"/>
+      <w:lvlText w:val=""/>
+      <w:lvlJc w:val="left"/>
+      <w:pPr>
+        <w:tabs>
+          <w:tab w:val="num" w:pos="3600"/>
+        </w:tabs>
+        <w:ind w:left="3600" w:hanging="360"/>
+      </w:pPr>
+      <w:rPr>
+        <w:rFonts w:ascii="Symbol" w:hAnsi="Symbol" w:hint="default"/>
+        <w:sz w:val="20"/>
+      </w:rPr>
+    </w:lvl>
+    <w:lvl w:ilvl="5" w:tentative="1">
+      <w:start w:val="1"/>
+      <w:numFmt w:val="bullet"/>
+      <w:lvlText w:val=""/>
+      <w:lvlJc w:val="left"/>
+      <w:pPr>
+        <w:tabs>
+          <w:tab w:val="num" w:pos="4320"/>
+        </w:tabs>
+        <w:ind w:left="4320" w:hanging="360"/>
+      </w:pPr>
+      <w:rPr>
+        <w:rFonts w:ascii="Symbol" w:hAnsi="Symbol" w:hint="default"/>
+        <w:sz w:val="20"/>
+      </w:rPr>
+    </w:lvl>
+    <w:lvl w:ilvl="6" w:tentative="1">
+      <w:start w:val="1"/>
+      <w:numFmt w:val="bullet"/>
+      <w:lvlText w:val=""/>
+      <w:lvlJc w:val="left"/>
+      <w:pPr>
+        <w:tabs>
+          <w:tab w:val="num" w:pos="5040"/>
+        </w:tabs>
+        <w:ind w:left="5040" w:hanging="360"/>
+      </w:pPr>
+      <w:rPr>
+        <w:rFonts w:ascii="Symbol" w:hAnsi="Symbol" w:hint="default"/>
+        <w:sz w:val="20"/>
+      </w:rPr>
+    </w:lvl>
+    <w:lvl w:ilvl="7" w:tentative="1">
+      <w:start w:val="1"/>
+      <w:numFmt w:val="bullet"/>
+      <w:lvlText w:val=""/>
+      <w:lvlJc w:val="left"/>
+      <w:pPr>
+        <w:tabs>
+          <w:tab w:val="num" w:pos="5760"/>
+        </w:tabs>
+        <w:ind w:left="5760" w:hanging="360"/>
+      </w:pPr>
+      <w:rPr>
+        <w:rFonts w:ascii="Symbol" w:hAnsi="Symbol" w:hint="default"/>
+        <w:sz w:val="20"/>
+      </w:rPr>
+    </w:lvl>
+    <w:lvl w:ilvl="8" w:tentative="1">
+      <w:start w:val="1"/>
+      <w:numFmt w:val="bullet"/>
+      <w:lvlText w:val=""/>
+      <w:lvlJc w:val="left"/>
+      <w:pPr>
+        <w:tabs>
+          <w:tab w:val="num" w:pos="6480"/>
+        </w:tabs>
+        <w:ind w:left="6480" w:hanging="360"/>
+      </w:pPr>
+      <w:rPr>
+        <w:rFonts w:ascii="Symbol" w:hAnsi="Symbol" w:hint="default"/>
+        <w:sz w:val="20"/>
+      </w:rPr>
+    </w:lvl>
+  </w:abstractNum>
+  <w:abstractNum w:abstractNumId="2" w15:restartNumberingAfterBreak="0">
+    <w:nsid w:val="75BF7E5E"/>
+    <w:multiLevelType w:val="multilevel"/>
+    <w:tmpl w:val="80C0C7F0"/>
+    <w:lvl w:ilvl="0">
+      <w:start w:val="1"/>
+      <w:numFmt w:val="bullet"/>
+      <w:lvlText w:val=""/>
+      <w:lvlJc w:val="left"/>
+      <w:pPr>
+        <w:tabs>
+          <w:tab w:val="num" w:pos="720"/>
+        </w:tabs>
+        <w:ind w:left="720" w:hanging="360"/>
+      </w:pPr>
+      <w:rPr>
+        <w:rFonts w:ascii="Symbol" w:hAnsi="Symbol" w:hint="default"/>
+        <w:sz w:val="20"/>
+      </w:rPr>
+    </w:lvl>
+    <w:lvl w:ilvl="1" w:tentative="1">
+      <w:start w:val="1"/>
+      <w:numFmt w:val="bullet"/>
+      <w:lvlText w:val=""/>
+      <w:lvlJc w:val="left"/>
+      <w:pPr>
+        <w:tabs>
+          <w:tab w:val="num" w:pos="1440"/>
+        </w:tabs>
+        <w:ind w:left="1440" w:hanging="360"/>
+      </w:pPr>
+      <w:rPr>
+        <w:rFonts w:ascii="Symbol" w:hAnsi="Symbol" w:hint="default"/>
+        <w:sz w:val="20"/>
+      </w:rPr>
+    </w:lvl>
+    <w:lvl w:ilvl="2" w:tentative="1">
+      <w:start w:val="1"/>
+      <w:numFmt w:val="bullet"/>
+      <w:lvlText w:val=""/>
+      <w:lvlJc w:val="left"/>
+      <w:pPr>
+        <w:tabs>
+          <w:tab w:val="num" w:pos="2160"/>
+        </w:tabs>
+        <w:ind w:left="2160" w:hanging="360"/>
+      </w:pPr>
+      <w:rPr>
+        <w:rFonts w:ascii="Symbol" w:hAnsi="Symbol" w:hint="default"/>
+        <w:sz w:val="20"/>
+      </w:rPr>
+    </w:lvl>
+    <w:lvl w:ilvl="3" w:tentative="1">
+      <w:start w:val="1"/>
+      <w:numFmt w:val="bullet"/>
+      <w:lvlText w:val=""/>
+      <w:lvlJc w:val="left"/>
+      <w:pPr>
+        <w:tabs>
+          <w:tab w:val="num" w:pos="2880"/>
+        </w:tabs>
+        <w:ind w:left="2880" w:hanging="360"/>
+      </w:pPr>
+      <w:rPr>
+        <w:rFonts w:ascii="Symbol" w:hAnsi="Symbol" w:hint="default"/>
+        <w:sz w:val="20"/>
+      </w:rPr>
+    </w:lvl>
+    <w:lvl w:ilvl="4" w:tentative="1">
+      <w:start w:val="1"/>
+      <w:numFmt w:val="bullet"/>
+      <w:lvlText w:val=""/>
+      <w:lvlJc w:val="left"/>
+      <w:pPr>
+        <w:tabs>
+          <w:tab w:val="num" w:pos="3600"/>
+        </w:tabs>
+        <w:ind w:left="3600" w:hanging="360"/>
+      </w:pPr>
+      <w:rPr>
+        <w:rFonts w:ascii="Symbol" w:hAnsi="Symbol" w:hint="default"/>
+        <w:sz w:val="20"/>
+      </w:rPr>
+    </w:lvl>
+    <w:lvl w:ilvl="5" w:tentative="1">
+      <w:start w:val="1"/>
+      <w:numFmt w:val="bullet"/>
+      <w:lvlText w:val=""/>
+      <w:lvlJc w:val="left"/>
+      <w:pPr>
+        <w:tabs>
+          <w:tab w:val="num" w:pos="4320"/>
+        </w:tabs>
+        <w:ind w:left="4320" w:hanging="360"/>
+      </w:pPr>
+      <w:rPr>
+        <w:rFonts w:ascii="Symbol" w:hAnsi="Symbol" w:hint="default"/>
+        <w:sz w:val="20"/>
+      </w:rPr>
+    </w:lvl>
+    <w:lvl w:ilvl="6" w:tentative="1">
+      <w:start w:val="1"/>
+      <w:numFmt w:val="bullet"/>
+      <w:lvlText w:val=""/>
+      <w:lvlJc w:val="left"/>
+      <w:pPr>
+        <w:tabs>
+          <w:tab w:val="num" w:pos="5040"/>
+        </w:tabs>
+        <w:ind w:left="5040" w:hanging="360"/>
+      </w:pPr>
+      <w:rPr>
+        <w:rFonts w:ascii="Symbol" w:hAnsi="Symbol" w:hint="default"/>
+        <w:sz w:val="20"/>
+      </w:rPr>
+    </w:lvl>
+    <w:lvl w:ilvl="7" w:tentative="1">
+      <w:start w:val="1"/>
+      <w:numFmt w:val="bullet"/>
+      <w:lvlText w:val=""/>
+      <w:lvlJc w:val="left"/>
+      <w:pPr>
+        <w:tabs>
+          <w:tab w:val="num" w:pos="5760"/>
+        </w:tabs>
+        <w:ind w:left="5760" w:hanging="360"/>
+      </w:pPr>
+      <w:rPr>
+        <w:rFonts w:ascii="Symbol" w:hAnsi="Symbol" w:hint="default"/>
+        <w:sz w:val="20"/>
+      </w:rPr>
+    </w:lvl>
+    <w:lvl w:ilvl="8" w:tentative="1">
+      <w:start w:val="1"/>
+      <w:numFmt w:val="bullet"/>
+      <w:lvlText w:val=""/>
+      <w:lvlJc w:val="left"/>
+      <w:pPr>
+        <w:tabs>
+          <w:tab w:val="num" w:pos="6480"/>
+        </w:tabs>
+        <w:ind w:left="6480" w:hanging="360"/>
+      </w:pPr>
+      <w:rPr>
+        <w:rFonts w:ascii="Symbol" w:hAnsi="Symbol" w:hint="default"/>
+        <w:sz w:val="20"/>
+      </w:rPr>
+    </w:lvl>
+  </w:abstractNum>
   <w:num w:numId="1" w16cid:durableId="1845241008">
     <w:abstractNumId w:val="0"/>
     <w:lvlOverride w:ilvl="0">
       <w:startOverride w:val="1"/>
     </w:lvlOverride>
+  </w:num>
+  <w:num w:numId="2" w16cid:durableId="437726198">
+    <w:abstractNumId w:val="1"/>
+  </w:num>
+  <w:num w:numId="3" w16cid:durableId="1849559179">
+    <w:abstractNumId w:val="2"/>
   </w:num>
 </w:numbering>
 </file>
@@ -9734,6 +10194,7 @@
   <w:style w:type="character" w:default="1" w:styleId="DefaultParagraphFont">
     <w:name w:val="Default Paragraph Font"/>
     <w:uiPriority w:val="1"/>
+    <w:semiHidden/>
     <w:unhideWhenUsed/>
   </w:style>
   <w:style w:type="table" w:default="1" w:styleId="TableNormal">
@@ -9917,6 +10378,30 @@
       <w:rFonts w:asciiTheme="majorHAnsi" w:eastAsiaTheme="majorEastAsia" w:hAnsiTheme="majorHAnsi" w:cstheme="majorBidi"/>
       <w:color w:val="0F4761" w:themeColor="accent1" w:themeShade="BF"/>
     </w:rPr>
+  </w:style>
+  <w:style w:type="paragraph" w:customStyle="1" w:styleId="paragraph">
+    <w:name w:val="paragraph"/>
+    <w:basedOn w:val="Normal"/>
+    <w:rsid w:val="00171F8B"/>
+    <w:pPr>
+      <w:spacing w:before="100" w:beforeAutospacing="1" w:after="100" w:afterAutospacing="1"/>
+    </w:pPr>
+    <w:rPr>
+      <w:rFonts w:ascii="Times New Roman" w:eastAsia="Times New Roman" w:hAnsi="Times New Roman" w:cs="Times New Roman"/>
+      <w:sz w:val="24"/>
+      <w:szCs w:val="24"/>
+      <w:lang w:val="en-GB" w:eastAsia="en-GB"/>
+    </w:rPr>
+  </w:style>
+  <w:style w:type="character" w:customStyle="1" w:styleId="normaltextrun">
+    <w:name w:val="normaltextrun"/>
+    <w:basedOn w:val="DefaultParagraphFont"/>
+    <w:rsid w:val="00171F8B"/>
+  </w:style>
+  <w:style w:type="character" w:customStyle="1" w:styleId="eop">
+    <w:name w:val="eop"/>
+    <w:basedOn w:val="DefaultParagraphFont"/>
+    <w:rsid w:val="00171F8B"/>
   </w:style>
 </w:styles>
 </file>
